--- a/交付成果/第4轮朗读优化版/朗读优化8周版/读书会02_慈心禅修习_8周资料包（朗读优化版）/Word版/第3周_第二、三步-亲爱同性与中性者及慈心所缘禁忌_学员版.docx
+++ b/交付成果/第4轮朗读优化版/朗读优化8周版/读书会02_慈心禅修习_8周资料包（朗读优化版）/Word版/第3周_第二、三步-亲爱同性与中性者及慈心所缘禁忌_学员版.docx
@@ -4,28 +4,47 @@
   <w:body>
     <w:p>
       <w:pPr>
-        <w:spacing w:before="160" w:after="80"/>
+        <w:jc w:val="right"/>
       </w:pPr>
       <w:r>
         <w:rPr>
-          <w:rFonts w:ascii="Microsoft YaHei" w:hAnsi="Microsoft YaHei" w:eastAsia="Microsoft YaHei"/>
-          <w:b/>
-          <w:color w:val="1E5631"/>
-          <w:sz w:val="34"/>
+          <w:color w:val="888888"/>
+          <w:sz w:val="16"/>
         </w:rPr>
-        <w:t>第3周：第二、三步——亲爱同性与中性者＋慈心所缘禁忌（学员版）</w:t>
+        <w:t>📅 最近更新：2026-09-22 17:16　|　学员版（第三版修订）</w:t>
       </w:r>
     </w:p>
     <w:p>
       <w:pPr>
-        <w:spacing w:before="160" w:after="80"/>
+        <w:jc w:val="right"/>
       </w:pPr>
       <w:r>
         <w:rPr>
-          <w:rFonts w:ascii="Microsoft YaHei" w:hAnsi="Microsoft YaHei" w:eastAsia="Microsoft YaHei"/>
+          <w:color w:val="888888"/>
+          <w:sz w:val="16"/>
+        </w:rPr>
+        <w:t>📅 最近更新：2026-09-09 19:00　|　v2.0 第二轮审核修订：周标题对齐确定稿、144处临时链接改为media_id出处标注、引用核查、查重边界、格式统一</w:t>
+      </w:r>
+    </w:p>
+    <w:p>
+      <w:pPr>
+        <w:jc w:val="center"/>
+      </w:pPr>
+      <w:r>
+        <w:rPr>
           <w:b/>
-          <w:color w:val="1E5631"/>
-          <w:sz w:val="28"/>
+          <w:color w:val="1E4620"/>
+          <w:sz w:val="36"/>
+        </w:rPr>
+        <w:t>第3周：第二、三步——亲爱同性与中性者＋慈心所缘禁忌</w:t>
+      </w:r>
+    </w:p>
+    <w:p>
+      <w:r>
+        <w:rPr>
+          <w:b/>
+          <w:color w:val="1E4620"/>
+          <w:sz w:val="26"/>
         </w:rPr>
         <w:t>📋 本周信息卡</w:t>
       </w:r>
@@ -34,7 +53,6 @@
       <w:tblPr>
         <w:tblStyle w:val="TableGrid"/>
         <w:tblW w:type="auto" w:w="0"/>
-        <w:jc w:val="center"/>
         <w:tblLook w:firstColumn="1" w:firstRow="1" w:lastColumn="0" w:lastRow="0" w:noHBand="0" w:noVBand="1" w:val="04A0"/>
       </w:tblPr>
       <w:tblGrid>
@@ -45,17 +63,20 @@
         <w:tc>
           <w:tcPr>
             <w:tcW w:type="dxa" w:w="4819"/>
-            <w:shd w:val="clear" w:color="auto" w:fill="1E5631"/>
+            <w:shd w:val="clear" w:fill="1E4620"/>
           </w:tcPr>
           <w:p>
-            <w:pPr>
-              <w:spacing w:after="20"/>
-            </w:pPr>
             <w:r>
               <w:rPr>
-                <w:b/>
                 <w:color w:val="FFFFFF"/>
-                <w:sz w:val="19"/>
+                <w:sz w:val="18"/>
+              </w:rPr>
+            </w:r>
+            <w:r>
+              <w:rPr>
+                <w:b w:val="0"/>
+                <w:color w:val="FFFFFF"/>
+                <w:sz w:val="18"/>
               </w:rPr>
               <w:t>项目</w:t>
             </w:r>
@@ -64,17 +85,20 @@
         <w:tc>
           <w:tcPr>
             <w:tcW w:type="dxa" w:w="4819"/>
-            <w:shd w:val="clear" w:color="auto" w:fill="1E5631"/>
+            <w:shd w:val="clear" w:fill="1E4620"/>
           </w:tcPr>
           <w:p>
-            <w:pPr>
-              <w:spacing w:after="20"/>
-            </w:pPr>
             <w:r>
               <w:rPr>
-                <w:b/>
                 <w:color w:val="FFFFFF"/>
-                <w:sz w:val="19"/>
+                <w:sz w:val="18"/>
+              </w:rPr>
+            </w:r>
+            <w:r>
+              <w:rPr>
+                <w:b w:val="0"/>
+                <w:color w:val="FFFFFF"/>
+                <w:sz w:val="18"/>
               </w:rPr>
               <w:t>内容</w:t>
             </w:r>
@@ -87,12 +111,15 @@
             <w:tcW w:type="dxa" w:w="4819"/>
           </w:tcPr>
           <w:p>
-            <w:pPr>
-              <w:spacing w:after="20"/>
-            </w:pPr>
             <w:r>
               <w:rPr>
-                <w:sz w:val="19"/>
+                <w:sz w:val="18"/>
+              </w:rPr>
+            </w:r>
+            <w:r>
+              <w:rPr>
+                <w:b w:val="0"/>
+                <w:sz w:val="18"/>
               </w:rPr>
               <w:t>时长</w:t>
             </w:r>
@@ -103,12 +130,15 @@
             <w:tcW w:type="dxa" w:w="4819"/>
           </w:tcPr>
           <w:p>
-            <w:pPr>
-              <w:spacing w:after="20"/>
-            </w:pPr>
             <w:r>
               <w:rPr>
-                <w:sz w:val="19"/>
+                <w:sz w:val="18"/>
+              </w:rPr>
+            </w:r>
+            <w:r>
+              <w:rPr>
+                <w:b w:val="0"/>
+                <w:sz w:val="18"/>
               </w:rPr>
               <w:t>120分钟</w:t>
             </w:r>
@@ -119,15 +149,18 @@
         <w:tc>
           <w:tcPr>
             <w:tcW w:type="dxa" w:w="4819"/>
-            <w:shd w:val="clear" w:color="auto" w:fill="F2F2F2"/>
+            <w:shd w:val="clear" w:fill="F2F5FA"/>
           </w:tcPr>
           <w:p>
-            <w:pPr>
-              <w:spacing w:after="20"/>
-            </w:pPr>
             <w:r>
               <w:rPr>
-                <w:sz w:val="19"/>
+                <w:sz w:val="18"/>
+              </w:rPr>
+            </w:r>
+            <w:r>
+              <w:rPr>
+                <w:b w:val="0"/>
+                <w:sz w:val="18"/>
               </w:rPr>
               <w:t>核心问题</w:t>
             </w:r>
@@ -136,15 +169,18 @@
         <w:tc>
           <w:tcPr>
             <w:tcW w:type="dxa" w:w="4819"/>
-            <w:shd w:val="clear" w:color="auto" w:fill="F2F2F2"/>
+            <w:shd w:val="clear" w:fill="F2F5FA"/>
           </w:tcPr>
           <w:p>
-            <w:pPr>
-              <w:spacing w:after="20"/>
-            </w:pPr>
             <w:r>
               <w:rPr>
-                <w:sz w:val="19"/>
+                <w:sz w:val="18"/>
+              </w:rPr>
+            </w:r>
+            <w:r>
+              <w:rPr>
+                <w:b w:val="0"/>
+                <w:sz w:val="18"/>
               </w:rPr>
               <w:t>为什么先选"喜爱的同性"而不是异性？哪些对象不适合作为刚开始修慈心的所缘？</w:t>
             </w:r>
@@ -157,12 +193,15 @@
             <w:tcW w:type="dxa" w:w="4819"/>
           </w:tcPr>
           <w:p>
-            <w:pPr>
-              <w:spacing w:after="20"/>
-            </w:pPr>
             <w:r>
               <w:rPr>
-                <w:sz w:val="19"/>
+                <w:sz w:val="18"/>
+              </w:rPr>
+            </w:r>
+            <w:r>
+              <w:rPr>
+                <w:b w:val="0"/>
+                <w:sz w:val="18"/>
               </w:rPr>
               <w:t>共读原文</w:t>
             </w:r>
@@ -173,12 +212,15 @@
             <w:tcW w:type="dxa" w:w="4819"/>
           </w:tcPr>
           <w:p>
-            <w:pPr>
-              <w:spacing w:after="20"/>
-            </w:pPr>
             <w:r>
               <w:rPr>
-                <w:sz w:val="19"/>
+                <w:sz w:val="18"/>
+              </w:rPr>
+            </w:r>
+            <w:r>
+              <w:rPr>
+                <w:b w:val="0"/>
+                <w:sz w:val="18"/>
               </w:rPr>
               <w:t>① 第188讲·五盖(二)（PDF课件：修习次第）② 慈心所缘禁忌（第188讲＋《智慧之光》）③ 如来禅修学体系81（PDF课件：散播慈爱文）</w:t>
             </w:r>
@@ -189,15 +231,18 @@
         <w:tc>
           <w:tcPr>
             <w:tcW w:type="dxa" w:w="4819"/>
-            <w:shd w:val="clear" w:color="auto" w:fill="F2F2F2"/>
+            <w:shd w:val="clear" w:fill="F2F5FA"/>
           </w:tcPr>
           <w:p>
-            <w:pPr>
-              <w:spacing w:after="20"/>
-            </w:pPr>
             <w:r>
               <w:rPr>
-                <w:sz w:val="19"/>
+                <w:sz w:val="18"/>
+              </w:rPr>
+            </w:r>
+            <w:r>
+              <w:rPr>
+                <w:b w:val="0"/>
+                <w:sz w:val="18"/>
               </w:rPr>
               <w:t>本周练习</w:t>
             </w:r>
@@ -206,15 +251,18 @@
         <w:tc>
           <w:tcPr>
             <w:tcW w:type="dxa" w:w="4819"/>
-            <w:shd w:val="clear" w:color="auto" w:fill="F2F2F2"/>
+            <w:shd w:val="clear" w:fill="F2F5FA"/>
           </w:tcPr>
           <w:p>
-            <w:pPr>
-              <w:spacing w:after="20"/>
-            </w:pPr>
             <w:r>
               <w:rPr>
-                <w:sz w:val="19"/>
+                <w:sz w:val="18"/>
+              </w:rPr>
+            </w:r>
+            <w:r>
+              <w:rPr>
+                <w:b w:val="0"/>
+                <w:sz w:val="18"/>
               </w:rPr>
               <w:t>对一位喜爱的同性+一位中性朋友散播慈爱</w:t>
             </w:r>
@@ -223,15 +271,11 @@
       </w:tr>
     </w:tbl>
     <w:p>
-      <w:pPr>
-        <w:spacing w:before="160" w:after="80"/>
-      </w:pPr>
       <w:r>
         <w:rPr>
-          <w:rFonts w:ascii="Microsoft YaHei" w:hAnsi="Microsoft YaHei" w:eastAsia="Microsoft YaHei"/>
           <w:b/>
-          <w:color w:val="1E5631"/>
-          <w:sz w:val="28"/>
+          <w:color w:val="1E4620"/>
+          <w:sz w:val="26"/>
         </w:rPr>
         <w:t>🧘 静心开场（10 min）</w:t>
       </w:r>
@@ -240,183 +284,179 @@
       <w:r>
         <w:rPr>
           <w:b/>
-          <w:sz w:val="21"/>
         </w:rPr>
         <w:t>请跟随引导静心</w:t>
       </w:r>
       <w:r>
         <w:rPr>
-          <w:sz w:val="21"/>
+          <w:b w:val="0"/>
         </w:rPr>
         <w:t>：</w:t>
       </w:r>
     </w:p>
     <w:p>
       <w:pPr>
-        <w:spacing w:before="40" w:after="80"/>
-        <w:ind w:left="283"/>
-        <w:shd w:val="clear" w:color="auto" w:fill="EDF6EF"/>
+        <w:ind w:left="170"/>
         <w:pBdr>
-          <w:left w:val="single" w:sz="20" w:space="6" w:color="1E5631"/>
+          <w:left w:val="single" w:sz="18" w:space="4" w:color="1E4620"/>
         </w:pBdr>
+        <w:shd w:val="clear" w:fill="F2F5FA"/>
       </w:pPr>
       <w:r>
         <w:rPr>
-          <w:sz w:val="20"/>
+          <w:b w:val="0"/>
         </w:rPr>
-        <w:t>先静坐一分钟。（停顿） 上周我们学习了对自己散播慈爱。有人可能觉得"愿我快乐"说出口有点别扭，没关系，那是正常的。今天我们往前迈一步：把这份善意送给身边的亲人朋友。先复习一下对自己的祝福——愿我没有危难，愿我没有内心的痛苦，愿我没有身体的痛苦，愿我保有快乐。</w:t>
+        <w:t>先静坐一分钟。（停顿）</w:t>
       </w:r>
     </w:p>
     <w:p>
       <w:pPr>
-        <w:spacing w:before="40" w:after="80"/>
-        <w:ind w:left="283"/>
-        <w:shd w:val="clear" w:color="auto" w:fill="EDF6EF"/>
+        <w:ind w:left="170"/>
         <w:pBdr>
-          <w:left w:val="single" w:sz="20" w:space="6" w:color="1E5631"/>
+          <w:left w:val="single" w:sz="18" w:space="4" w:color="1E4620"/>
         </w:pBdr>
+        <w:shd w:val="clear" w:fill="F2F5FA"/>
       </w:pPr>
       <w:r>
         <w:rPr>
-          <w:sz w:val="20"/>
+          <w:b w:val="0"/>
+        </w:rPr>
+        <w:t>上周我们学习了对自己散播慈爱。有人可能觉得"愿我快乐"说出口有点别扭，没关系，那是正常的。今天我们往前迈一步：把这份善意送给身边的亲人朋友。先复习一下对自己的祝福——愿我没有危难，愿我没有内心的痛苦，愿我没有身体的痛苦，愿我保有快乐。</w:t>
+      </w:r>
+    </w:p>
+    <w:p>
+      <w:pPr>
+        <w:ind w:left="170"/>
+        <w:pBdr>
+          <w:left w:val="single" w:sz="18" w:space="4" w:color="1E4620"/>
+        </w:pBdr>
+        <w:shd w:val="clear" w:fill="F2F5FA"/>
+      </w:pPr>
+      <w:r>
+        <w:rPr>
+          <w:b w:val="0"/>
         </w:rPr>
         <w:t xml:space="preserve">💬 </w:t>
       </w:r>
       <w:r>
         <w:rPr>
           <w:b/>
-          <w:sz w:val="20"/>
         </w:rPr>
         <w:t>破冰｜3–5分钟</w:t>
       </w:r>
       <w:r>
         <w:rPr>
-          <w:sz w:val="20"/>
+          <w:b w:val="0"/>
         </w:rPr>
         <w:t>：这周，你想起谁的时候心里是暖的？或者：最近为谁真心高兴过？</w:t>
       </w:r>
     </w:p>
     <w:p>
       <w:pPr>
-        <w:spacing w:before="40" w:after="80"/>
-        <w:ind w:left="283"/>
-        <w:shd w:val="clear" w:color="auto" w:fill="EDF6EF"/>
+        <w:ind w:left="170"/>
         <w:pBdr>
-          <w:left w:val="single" w:sz="20" w:space="6" w:color="1E5631"/>
+          <w:left w:val="single" w:sz="18" w:space="4" w:color="1E4620"/>
         </w:pBdr>
+        <w:shd w:val="clear" w:fill="F2F5FA"/>
       </w:pPr>
       <w:r>
         <w:rPr>
-          <w:sz w:val="20"/>
+          <w:b w:val="0"/>
         </w:rPr>
         <w:t xml:space="preserve">🛡️ </w:t>
       </w:r>
       <w:r>
         <w:rPr>
           <w:b/>
-          <w:sz w:val="20"/>
         </w:rPr>
         <w:t>心理安全三约定</w:t>
       </w:r>
       <w:r>
         <w:rPr>
-          <w:sz w:val="20"/>
+          <w:b w:val="0"/>
         </w:rPr>
         <w:t xml:space="preserve">（每次开场在心里过一遍）：① </w:t>
       </w:r>
       <w:r>
         <w:rPr>
           <w:b/>
-          <w:sz w:val="20"/>
         </w:rPr>
         <w:t>保密</w:t>
       </w:r>
       <w:r>
         <w:rPr>
-          <w:sz w:val="20"/>
+          <w:b w:val="0"/>
         </w:rPr>
         <w:t xml:space="preserve">——这里说的话不出这间屋子；② </w:t>
       </w:r>
       <w:r>
         <w:rPr>
           <w:b/>
-          <w:sz w:val="20"/>
         </w:rPr>
         <w:t>不评判</w:t>
       </w:r>
       <w:r>
         <w:rPr>
-          <w:sz w:val="20"/>
+          <w:b w:val="0"/>
         </w:rPr>
         <w:t xml:space="preserve">——不评价任何人的分享，也不急着评价自己；③ </w:t>
       </w:r>
       <w:r>
         <w:rPr>
           <w:b/>
-          <w:sz w:val="20"/>
         </w:rPr>
         <w:t>可随时暂停</w:t>
       </w:r>
       <w:r>
         <w:rPr>
-          <w:sz w:val="20"/>
+          <w:b w:val="0"/>
         </w:rPr>
         <w:t>——任何时候觉得不舒服，都可以停下来休息、喝水或离开，不需要解释。</w:t>
       </w:r>
     </w:p>
     <w:p>
-      <w:pPr>
-        <w:spacing w:before="160" w:after="80"/>
-      </w:pPr>
       <w:r>
         <w:rPr>
-          <w:rFonts w:ascii="Microsoft YaHei" w:hAnsi="Microsoft YaHei" w:eastAsia="Microsoft YaHei"/>
           <w:b/>
-          <w:color w:val="1E5631"/>
-          <w:sz w:val="28"/>
+          <w:color w:val="1E4620"/>
+          <w:sz w:val="26"/>
         </w:rPr>
         <w:t>📖 共读原文（25 min）</w:t>
       </w:r>
     </w:p>
     <w:p>
       <w:pPr>
-        <w:spacing w:before="40" w:after="80"/>
-        <w:ind w:left="283"/>
-        <w:shd w:val="clear" w:color="auto" w:fill="EDF6EF"/>
+        <w:ind w:left="170"/>
         <w:pBdr>
-          <w:left w:val="single" w:sz="20" w:space="6" w:color="1E5631"/>
+          <w:left w:val="single" w:sz="18" w:space="4" w:color="1E4620"/>
         </w:pBdr>
+        <w:shd w:val="clear" w:fill="F2F5FA"/>
       </w:pPr>
       <w:r>
         <w:rPr>
-          <w:sz w:val="20"/>
+          <w:b w:val="0"/>
         </w:rPr>
         <w:t xml:space="preserve">🎤 </w:t>
       </w:r>
       <w:r>
         <w:rPr>
           <w:b/>
-          <w:sz w:val="20"/>
         </w:rPr>
         <w:t>本周朗读段</w:t>
       </w:r>
       <w:r>
         <w:rPr>
-          <w:sz w:val="20"/>
+          <w:b w:val="0"/>
         </w:rPr>
         <w:t>（★核心段落｜约 1343 字｜中等稍慢约 8 分钟；本讲共读原文正文合计约 1749 字）：先朗读全部★核心段落；◈扩展段落及补充原文作默读／选读／延伸。</w:t>
       </w:r>
     </w:p>
     <w:p>
-      <w:pPr>
-        <w:spacing w:before="120" w:after="80"/>
-      </w:pPr>
       <w:r>
         <w:rPr>
-          <w:rFonts w:ascii="Microsoft YaHei" w:hAnsi="Microsoft YaHei" w:eastAsia="Microsoft YaHei"/>
           <w:b/>
-          <w:color w:val="1E5631"/>
-          <w:sz w:val="25"/>
+          <w:color w:val="1E4620"/>
+          <w:sz w:val="23"/>
         </w:rPr>
         <w:t>原文材料①：修习慈心的次第</w:t>
       </w:r>
@@ -425,13 +465,12 @@
       <w:r>
         <w:rPr>
           <w:b/>
-          <w:sz w:val="21"/>
         </w:rPr>
         <w:t>★核心段落</w:t>
       </w:r>
       <w:r>
         <w:rPr>
-          <w:sz w:val="21"/>
+          <w:b w:val="0"/>
         </w:rPr>
         <w:t>（必读）【本周朗读段】</w:t>
       </w:r>
@@ -440,7 +479,6 @@
       <w:r>
         <w:rPr>
           <w:b/>
-          <w:sz w:val="21"/>
         </w:rPr>
         <w:t>（三）修习慈心的次第</w:t>
       </w:r>
@@ -448,7 +486,7 @@
     <w:p>
       <w:r>
         <w:rPr>
-          <w:sz w:val="21"/>
+          <w:b w:val="0"/>
         </w:rPr>
         <w:t>"学习慈爱修习"是指激起以善愿涵摄一切众生的慈爱。"个别地散播慈爱"是指按照以下次第散播慈爱：</w:t>
       </w:r>
@@ -456,7 +494,7 @@
     <w:p>
       <w:r>
         <w:rPr>
-          <w:sz w:val="21"/>
+          <w:b w:val="0"/>
         </w:rPr>
         <w:t>第一、对自己修慈心。不爱自己的人不会爱别人。如果你对自己没有慈心，对别人散播慈心是假的。对自己散播慈爱要做到：觉得自己真的快乐。祝福自己快乐，祝福自己没有痛苦，真的内心觉得很柔软，自己觉得有点快乐的感觉，才可以往下一步。</w:t>
       </w:r>
@@ -464,7 +502,7 @@
     <w:p>
       <w:r>
         <w:rPr>
-          <w:sz w:val="21"/>
+          <w:b w:val="0"/>
         </w:rPr>
         <w:t>第二、对自己尊敬的人，实在没有尊敬的人就对自己亲爱的人修慈心，但都必须同性，不能够对单个异性修慈心。</w:t>
       </w:r>
@@ -472,7 +510,7 @@
     <w:p>
       <w:r>
         <w:rPr>
-          <w:sz w:val="21"/>
+          <w:b w:val="0"/>
         </w:rPr>
         <w:t>第三、对一般的人，没有好恶感的人修慈心。</w:t>
       </w:r>
@@ -480,21 +518,17 @@
     <w:p>
       <w:r>
         <w:rPr>
-          <w:sz w:val="21"/>
+          <w:b w:val="0"/>
         </w:rPr>
         <w:t>第四、对你不喜欢的人、讨厌的人修慈心。要对以上四种人都修慈心，个别地散播慈爱。</w:t>
       </w:r>
     </w:p>
     <w:p>
-      <w:pPr>
-        <w:spacing w:before="120" w:after="80"/>
-      </w:pPr>
       <w:r>
         <w:rPr>
-          <w:rFonts w:ascii="Microsoft YaHei" w:hAnsi="Microsoft YaHei" w:eastAsia="Microsoft YaHei"/>
           <w:b/>
-          <w:color w:val="1E5631"/>
-          <w:sz w:val="25"/>
+          <w:color w:val="1E4620"/>
+          <w:sz w:val="23"/>
         </w:rPr>
         <w:t>原文材料②：慈心所缘禁忌——哪些人不适合作为刚开始修慈心的对象</w:t>
       </w:r>
@@ -503,13 +537,12 @@
       <w:r>
         <w:rPr>
           <w:b/>
-          <w:sz w:val="21"/>
         </w:rPr>
         <w:t>★核心段落</w:t>
       </w:r>
       <w:r>
         <w:rPr>
-          <w:sz w:val="21"/>
+          <w:b w:val="0"/>
         </w:rPr>
         <w:t>（必读）【本周朗读段】</w:t>
       </w:r>
@@ -518,7 +551,6 @@
       <w:r>
         <w:rPr>
           <w:b/>
-          <w:sz w:val="21"/>
         </w:rPr>
         <w:t>（二）修习慈心的注意事项</w:t>
       </w:r>
@@ -526,7 +558,7 @@
     <w:p>
       <w:r>
         <w:rPr>
-          <w:sz w:val="21"/>
+          <w:b w:val="0"/>
         </w:rPr>
         <w:t>初学慈心修习者开始时不应对以下几类人修习慈心：</w:t>
       </w:r>
@@ -534,7 +566,7 @@
     <w:p>
       <w:r>
         <w:rPr>
-          <w:sz w:val="21"/>
+          <w:b w:val="0"/>
         </w:rPr>
         <w:t>第一类、讨厌的人。因为慈心还没有培养到一定程度，对着讨厌的人修慈心，可能会越修越愤怒。</w:t>
       </w:r>
@@ -542,7 +574,7 @@
     <w:p>
       <w:r>
         <w:rPr>
-          <w:sz w:val="21"/>
+          <w:b w:val="0"/>
         </w:rPr>
         <w:t>第二类、平淡的人（你对他没有好感也没有恶感的人）。对这样的人修慈心，会很累，"他跟我没什么关系"，初修习慈心者给这类对象散播慈心，心会没有力量。</w:t>
       </w:r>
@@ -550,7 +582,7 @@
     <w:p>
       <w:r>
         <w:rPr>
-          <w:sz w:val="21"/>
+          <w:b w:val="0"/>
         </w:rPr>
         <w:t>第三类、非常亲爱的人。因为很难对这样的人生起没有执著的慈爱，会自然地生起对亲爱的人的贪爱。经常对亲爱的人修慈心，生起贪爱后，只要这个人稍微（你觉得他可能）碰到困难，就会很担心，像父母对子女，孩子在外面读书，听说下雪了，着急，"多穿衣服！不穿衣服会着凉！"一天打好几个电话，这是世俗的贪爱。</w:t>
       </w:r>
@@ -558,7 +590,7 @@
     <w:p>
       <w:r>
         <w:rPr>
-          <w:sz w:val="21"/>
+          <w:b w:val="0"/>
         </w:rPr>
         <w:t>第四类、修习慈心时，不可以用死人作为对象，因为对死人修习慈心，不可能获得成功。</w:t>
       </w:r>
@@ -566,7 +598,7 @@
     <w:p>
       <w:r>
         <w:rPr>
-          <w:sz w:val="21"/>
+          <w:b w:val="0"/>
         </w:rPr>
         <w:t>第五类、对单独一人散播慈爱时，不可以采用异性作为对象，因为可能会引发对异性的贪爱。</w:t>
       </w:r>
@@ -575,13 +607,12 @@
       <w:r>
         <w:rPr>
           <w:b/>
-          <w:sz w:val="21"/>
         </w:rPr>
         <w:t>◈扩展段落</w:t>
       </w:r>
       <w:r>
         <w:rPr>
-          <w:sz w:val="21"/>
+          <w:b w:val="0"/>
         </w:rPr>
         <w:t>（可选）【默读／选读／延伸】</w:t>
       </w:r>
@@ -590,13 +621,12 @@
       <w:r>
         <w:rPr>
           <w:b/>
-          <w:sz w:val="21"/>
         </w:rPr>
         <w:t>为什么禁忌这么规定（《智慧之光》第六章的印证）</w:t>
       </w:r>
       <w:r>
         <w:rPr>
-          <w:sz w:val="21"/>
+          <w:b w:val="0"/>
         </w:rPr>
         <w:t>：</w:t>
       </w:r>
@@ -604,7 +634,7 @@
     <w:p>
       <w:r>
         <w:rPr>
-          <w:sz w:val="21"/>
+          <w:b w:val="0"/>
         </w:rPr>
         <w:t>欲修习慈心时，首先必须知道那一类人是适合作为禅修对象，以及那一类人是不适合作为禅修对象。当只取一人作为禅修对象时，是绝对不可以采用异性的。所以，女性禅修者不可只取一位男性作为修习慈心的对象，同样地，男性禅修者亦不可单取一位女性作为修习慈心的对象。倘若单取一位异性来修习，贪欲（rāga）就可能会生起而障碍禅修。此外，死人亦不可作为修习慈心对象，因为这是不可能证得禅那的。</w:t>
       </w:r>
@@ -612,7 +642,7 @@
     <w:p>
       <w:r>
         <w:rPr>
-          <w:sz w:val="21"/>
+          <w:b w:val="0"/>
         </w:rPr>
         <w:t>然而，在修遍满慈心时，譬如散播慈爱给一切有情、一切有息者、一切男人、一切女人等时，则可以把异性包括在内。</w:t>
       </w:r>
@@ -621,13 +651,12 @@
       <w:r>
         <w:rPr>
           <w:b/>
-          <w:sz w:val="21"/>
         </w:rPr>
         <w:t>◈扩展段落</w:t>
       </w:r>
       <w:r>
         <w:rPr>
-          <w:sz w:val="21"/>
+          <w:b w:val="0"/>
         </w:rPr>
         <w:t>（可选）【默读／选读／延伸】</w:t>
       </w:r>
@@ -636,7 +665,6 @@
       <w:r>
         <w:rPr>
           <w:b/>
-          <w:sz w:val="21"/>
         </w:rPr>
         <w:t>（一）什么是慈心（节选）</w:t>
       </w:r>
@@ -644,21 +672,17 @@
     <w:p>
       <w:r>
         <w:rPr>
-          <w:sz w:val="21"/>
+          <w:b w:val="0"/>
         </w:rPr>
         <w:t>慈心是一种梵住，四梵住（慈、悲、喜、捨），排第一位的是慈梵住。修习慈心是为了去除瞋恚盖。……慈爱是基于愿一切众生得到安乐的善愿，而不是想要拥有所爱的目标，它不是想要独自占有的心。修习慈爱的目的是要达到平等无差别地将一切众生包含在自己的善愿当中。</w:t>
       </w:r>
     </w:p>
     <w:p>
-      <w:pPr>
-        <w:spacing w:before="120" w:after="80"/>
-      </w:pPr>
       <w:r>
         <w:rPr>
-          <w:rFonts w:ascii="Microsoft YaHei" w:hAnsi="Microsoft YaHei" w:eastAsia="Microsoft YaHei"/>
           <w:b/>
-          <w:color w:val="1E5631"/>
-          <w:sz w:val="25"/>
+          <w:color w:val="1E4620"/>
+          <w:sz w:val="23"/>
         </w:rPr>
         <w:t>原文材料③：散播慈爱的念诵文</w:t>
       </w:r>
@@ -667,13 +691,12 @@
       <w:r>
         <w:rPr>
           <w:b/>
-          <w:sz w:val="21"/>
         </w:rPr>
         <w:t>★核心段落</w:t>
       </w:r>
       <w:r>
         <w:rPr>
-          <w:sz w:val="21"/>
+          <w:b w:val="0"/>
         </w:rPr>
         <w:t>（必读）【本周朗读段】</w:t>
       </w:r>
@@ -682,7 +705,6 @@
       <w:r>
         <w:rPr>
           <w:b/>
-          <w:sz w:val="21"/>
         </w:rPr>
         <w:t>（三）散播慈爱与发愿（Mettābhāvanā ca Patthanā ca，每晚在结束一天的修行生活前念诵）</w:t>
       </w:r>
@@ -690,7 +712,7 @@
     <w:p>
       <w:r>
         <w:rPr>
-          <w:sz w:val="21"/>
+          <w:b w:val="0"/>
         </w:rPr>
         <w:t>Sabbe sattā, sabbe pāṇā, sabbe bhūtā, sabbe puggalā,</w:t>
       </w:r>
@@ -698,7 +720,7 @@
     <w:p>
       <w:r>
         <w:rPr>
-          <w:sz w:val="21"/>
+          <w:b w:val="0"/>
         </w:rPr>
         <w:t>愿一切有情、一切众生、一切生类、一切个体、</w:t>
       </w:r>
@@ -706,7 +728,7 @@
     <w:p>
       <w:r>
         <w:rPr>
-          <w:sz w:val="21"/>
+          <w:b w:val="0"/>
         </w:rPr>
         <w:t>sabbe attabhāvapariyāpannā, sabbā itthiyo, sabbe purisā,</w:t>
       </w:r>
@@ -714,7 +736,7 @@
     <w:p>
       <w:r>
         <w:rPr>
-          <w:sz w:val="21"/>
+          <w:b w:val="0"/>
         </w:rPr>
         <w:t>一切拥有自体者；一切女性、一切男性、</w:t>
       </w:r>
@@ -722,7 +744,7 @@
     <w:p>
       <w:r>
         <w:rPr>
-          <w:sz w:val="21"/>
+          <w:b w:val="0"/>
         </w:rPr>
         <w:t>sabbe ariyā, sabbe anariyā, sabbe devā, sabbe manussā, sabbe vinipātikā.</w:t>
       </w:r>
@@ -730,7 +752,7 @@
     <w:p>
       <w:r>
         <w:rPr>
-          <w:sz w:val="21"/>
+          <w:b w:val="0"/>
         </w:rPr>
         <w:t>一切圣者、一切非圣者、一切诸天、一切人类、一切堕苦处者。</w:t>
       </w:r>
@@ -738,7 +760,7 @@
     <w:p>
       <w:r>
         <w:rPr>
-          <w:sz w:val="21"/>
+          <w:b w:val="0"/>
         </w:rPr>
         <w:t>Averā hontu, abyāpajjā hontu, anīghā hontu, sukhī attānaṃ pariharantu.</w:t>
       </w:r>
@@ -746,7 +768,7 @@
     <w:p>
       <w:r>
         <w:rPr>
-          <w:sz w:val="21"/>
+          <w:b w:val="0"/>
         </w:rPr>
         <w:t>无怨敌，无瞋害，无恼乱，保持自己的快乐！</w:t>
       </w:r>
@@ -754,7 +776,7 @@
     <w:p>
       <w:r>
         <w:rPr>
-          <w:sz w:val="21"/>
+          <w:b w:val="0"/>
         </w:rPr>
         <w:t>Dukkhā muccantu, yathāladdhasampattito māvigacchantu, kammassakā.</w:t>
       </w:r>
@@ -762,23 +784,22 @@
     <w:p>
       <w:r>
         <w:rPr>
-          <w:sz w:val="21"/>
+          <w:b w:val="0"/>
         </w:rPr>
         <w:t>脱离诸苦，不失去所得的成就。［他们］是业的所有者！</w:t>
       </w:r>
     </w:p>
     <w:p>
       <w:pPr>
-        <w:spacing w:before="40" w:after="80"/>
-        <w:ind w:left="283"/>
-        <w:shd w:val="clear" w:color="auto" w:fill="EDF6EF"/>
+        <w:ind w:left="170"/>
         <w:pBdr>
-          <w:left w:val="single" w:sz="20" w:space="6" w:color="1E5631"/>
+          <w:left w:val="single" w:sz="18" w:space="4" w:color="1E4620"/>
         </w:pBdr>
+        <w:shd w:val="clear" w:fill="F2F5FA"/>
       </w:pPr>
       <w:r>
         <w:rPr>
-          <w:sz w:val="20"/>
+          <w:b w:val="0"/>
         </w:rPr>
         <w:t>注：十方散播部分见第5周（慈心的扩展——突破亲疏界限），此处不再重复。</w:t>
       </w:r>
@@ -787,13 +808,12 @@
       <w:r>
         <w:rPr>
           <w:b/>
-          <w:sz w:val="21"/>
         </w:rPr>
         <w:t>★核心段落</w:t>
       </w:r>
       <w:r>
         <w:rPr>
-          <w:sz w:val="21"/>
+          <w:b w:val="0"/>
         </w:rPr>
         <w:t>（必读）【本周朗读段】</w:t>
       </w:r>
@@ -802,13 +822,12 @@
       <w:r>
         <w:rPr>
           <w:b/>
-          <w:sz w:val="21"/>
         </w:rPr>
         <w:t>四句祝福语对照（巴利语+中文）</w:t>
       </w:r>
       <w:r>
         <w:rPr>
-          <w:sz w:val="21"/>
+          <w:b w:val="0"/>
         </w:rPr>
         <w:t>：</w:t>
       </w:r>
@@ -817,7 +836,6 @@
       <w:tblPr>
         <w:tblStyle w:val="TableGrid"/>
         <w:tblW w:type="auto" w:w="0"/>
-        <w:jc w:val="center"/>
         <w:tblLook w:firstColumn="1" w:firstRow="1" w:lastColumn="0" w:lastRow="0" w:noHBand="0" w:noVBand="1" w:val="04A0"/>
       </w:tblPr>
       <w:tblGrid>
@@ -828,17 +846,20 @@
         <w:tc>
           <w:tcPr>
             <w:tcW w:type="dxa" w:w="4819"/>
-            <w:shd w:val="clear" w:color="auto" w:fill="1E5631"/>
+            <w:shd w:val="clear" w:fill="1E4620"/>
           </w:tcPr>
           <w:p>
-            <w:pPr>
-              <w:spacing w:after="20"/>
-            </w:pPr>
             <w:r>
               <w:rPr>
-                <w:b/>
                 <w:color w:val="FFFFFF"/>
-                <w:sz w:val="19"/>
+                <w:sz w:val="18"/>
+              </w:rPr>
+            </w:r>
+            <w:r>
+              <w:rPr>
+                <w:b w:val="0"/>
+                <w:color w:val="FFFFFF"/>
+                <w:sz w:val="18"/>
               </w:rPr>
               <w:t>巴利语</w:t>
             </w:r>
@@ -847,17 +868,20 @@
         <w:tc>
           <w:tcPr>
             <w:tcW w:type="dxa" w:w="4819"/>
-            <w:shd w:val="clear" w:color="auto" w:fill="1E5631"/>
+            <w:shd w:val="clear" w:fill="1E4620"/>
           </w:tcPr>
           <w:p>
-            <w:pPr>
-              <w:spacing w:after="20"/>
-            </w:pPr>
             <w:r>
               <w:rPr>
-                <w:b/>
                 <w:color w:val="FFFFFF"/>
-                <w:sz w:val="19"/>
+                <w:sz w:val="18"/>
+              </w:rPr>
+            </w:r>
+            <w:r>
+              <w:rPr>
+                <w:b w:val="0"/>
+                <w:color w:val="FFFFFF"/>
+                <w:sz w:val="18"/>
               </w:rPr>
               <w:t>中文</w:t>
             </w:r>
@@ -870,12 +894,15 @@
             <w:tcW w:type="dxa" w:w="4819"/>
           </w:tcPr>
           <w:p>
-            <w:pPr>
-              <w:spacing w:after="20"/>
-            </w:pPr>
             <w:r>
               <w:rPr>
-                <w:sz w:val="19"/>
+                <w:sz w:val="18"/>
+              </w:rPr>
+            </w:r>
+            <w:r>
+              <w:rPr>
+                <w:b w:val="0"/>
+                <w:sz w:val="18"/>
               </w:rPr>
               <w:t>Avera hontu（阿威拉）</w:t>
             </w:r>
@@ -886,12 +913,15 @@
             <w:tcW w:type="dxa" w:w="4819"/>
           </w:tcPr>
           <w:p>
-            <w:pPr>
-              <w:spacing w:after="20"/>
-            </w:pPr>
             <w:r>
               <w:rPr>
-                <w:sz w:val="19"/>
+                <w:sz w:val="18"/>
+              </w:rPr>
+            </w:r>
+            <w:r>
+              <w:rPr>
+                <w:b w:val="0"/>
+                <w:sz w:val="18"/>
               </w:rPr>
               <w:t>愿无怨敌、无危难</w:t>
             </w:r>
@@ -902,15 +932,18 @@
         <w:tc>
           <w:tcPr>
             <w:tcW w:type="dxa" w:w="4819"/>
-            <w:shd w:val="clear" w:color="auto" w:fill="F2F2F2"/>
+            <w:shd w:val="clear" w:fill="F2F5FA"/>
           </w:tcPr>
           <w:p>
-            <w:pPr>
-              <w:spacing w:after="20"/>
-            </w:pPr>
             <w:r>
               <w:rPr>
-                <w:sz w:val="19"/>
+                <w:sz w:val="18"/>
+              </w:rPr>
+            </w:r>
+            <w:r>
+              <w:rPr>
+                <w:b w:val="0"/>
+                <w:sz w:val="18"/>
               </w:rPr>
               <w:t>Abyāpajjā hontu（阿比阿巴差）</w:t>
             </w:r>
@@ -919,15 +952,18 @@
         <w:tc>
           <w:tcPr>
             <w:tcW w:type="dxa" w:w="4819"/>
-            <w:shd w:val="clear" w:color="auto" w:fill="F2F2F2"/>
+            <w:shd w:val="clear" w:fill="F2F5FA"/>
           </w:tcPr>
           <w:p>
-            <w:pPr>
-              <w:spacing w:after="20"/>
-            </w:pPr>
             <w:r>
               <w:rPr>
-                <w:sz w:val="19"/>
+                <w:sz w:val="18"/>
+              </w:rPr>
+            </w:r>
+            <w:r>
+              <w:rPr>
+                <w:b w:val="0"/>
+                <w:sz w:val="18"/>
               </w:rPr>
               <w:t>愿无内心的痛苦</w:t>
             </w:r>
@@ -940,12 +976,15 @@
             <w:tcW w:type="dxa" w:w="4819"/>
           </w:tcPr>
           <w:p>
-            <w:pPr>
-              <w:spacing w:after="20"/>
-            </w:pPr>
             <w:r>
               <w:rPr>
-                <w:sz w:val="19"/>
+                <w:sz w:val="18"/>
+              </w:rPr>
+            </w:r>
+            <w:r>
+              <w:rPr>
+                <w:b w:val="0"/>
+                <w:sz w:val="18"/>
               </w:rPr>
               <w:t>Anīghā hontu（阿尼卡）</w:t>
             </w:r>
@@ -956,12 +995,15 @@
             <w:tcW w:type="dxa" w:w="4819"/>
           </w:tcPr>
           <w:p>
-            <w:pPr>
-              <w:spacing w:after="20"/>
-            </w:pPr>
             <w:r>
               <w:rPr>
-                <w:sz w:val="19"/>
+                <w:sz w:val="18"/>
+              </w:rPr>
+            </w:r>
+            <w:r>
+              <w:rPr>
+                <w:b w:val="0"/>
+                <w:sz w:val="18"/>
               </w:rPr>
               <w:t>愿无身体的痛苦（身体健康）</w:t>
             </w:r>
@@ -972,15 +1014,18 @@
         <w:tc>
           <w:tcPr>
             <w:tcW w:type="dxa" w:w="4819"/>
-            <w:shd w:val="clear" w:color="auto" w:fill="F2F2F2"/>
+            <w:shd w:val="clear" w:fill="F2F5FA"/>
           </w:tcPr>
           <w:p>
-            <w:pPr>
-              <w:spacing w:after="20"/>
-            </w:pPr>
             <w:r>
               <w:rPr>
-                <w:sz w:val="19"/>
+                <w:sz w:val="18"/>
+              </w:rPr>
+            </w:r>
+            <w:r>
+              <w:rPr>
+                <w:b w:val="0"/>
+                <w:sz w:val="18"/>
               </w:rPr>
               <w:t>Sukhī attānaṃ pariharantu（苏奇阿达）</w:t>
             </w:r>
@@ -989,15 +1034,18 @@
         <w:tc>
           <w:tcPr>
             <w:tcW w:type="dxa" w:w="4819"/>
-            <w:shd w:val="clear" w:color="auto" w:fill="F2F2F2"/>
+            <w:shd w:val="clear" w:fill="F2F5FA"/>
           </w:tcPr>
           <w:p>
-            <w:pPr>
-              <w:spacing w:after="20"/>
-            </w:pPr>
             <w:r>
               <w:rPr>
-                <w:sz w:val="19"/>
+                <w:sz w:val="18"/>
+              </w:rPr>
+            </w:r>
+            <w:r>
+              <w:rPr>
+                <w:b w:val="0"/>
+                <w:sz w:val="18"/>
               </w:rPr>
               <w:t>愿保有快乐</w:t>
             </w:r>
@@ -1006,45 +1054,36 @@
       </w:tr>
     </w:tbl>
     <w:p>
-      <w:pPr>
-        <w:spacing w:before="160" w:after="80"/>
-      </w:pPr>
       <w:r>
         <w:rPr>
-          <w:rFonts w:ascii="Microsoft YaHei" w:hAnsi="Microsoft YaHei" w:eastAsia="Microsoft YaHei"/>
           <w:b/>
-          <w:color w:val="1E5631"/>
-          <w:sz w:val="28"/>
+          <w:color w:val="1E4620"/>
+          <w:sz w:val="26"/>
         </w:rPr>
         <w:t>💬 第一轮分享（20 min）</w:t>
       </w:r>
     </w:p>
     <w:p>
       <w:pPr>
-        <w:spacing w:before="40" w:after="80"/>
-        <w:ind w:left="283"/>
-        <w:shd w:val="clear" w:color="auto" w:fill="EDF6EF"/>
+        <w:ind w:left="170"/>
         <w:pBdr>
-          <w:left w:val="single" w:sz="20" w:space="6" w:color="1E5631"/>
+          <w:left w:val="single" w:sz="18" w:space="4" w:color="1E4620"/>
         </w:pBdr>
+        <w:shd w:val="clear" w:fill="F2F5FA"/>
       </w:pPr>
       <w:r>
         <w:rPr>
-          <w:sz w:val="20"/>
+          <w:b w:val="0"/>
         </w:rPr>
         <w:t>请大家轮流分享：你平时有没有"祝福过"别人？比如祝福朋友健康、祝福家人平安。读了原文，你觉得慈心的祝福和平时的祝福有什么不一样？</w:t>
       </w:r>
     </w:p>
     <w:p>
-      <w:pPr>
-        <w:spacing w:before="160" w:after="80"/>
-      </w:pPr>
       <w:r>
         <w:rPr>
-          <w:rFonts w:ascii="Microsoft YaHei" w:hAnsi="Microsoft YaHei" w:eastAsia="Microsoft YaHei"/>
           <w:b/>
-          <w:color w:val="1E5631"/>
-          <w:sz w:val="28"/>
+          <w:color w:val="1E4620"/>
+          <w:sz w:val="26"/>
         </w:rPr>
         <w:t>🎯 主题讨论（35 min）</w:t>
       </w:r>
@@ -1053,179 +1092,183 @@
       <w:r>
         <w:rPr>
           <w:b/>
-          <w:sz w:val="21"/>
         </w:rPr>
         <w:t>讨论问题（按优先级）</w:t>
       </w:r>
       <w:r>
         <w:rPr>
-          <w:sz w:val="21"/>
+          <w:b w:val="0"/>
         </w:rPr>
         <w:t>：</w:t>
       </w:r>
     </w:p>
     <w:p>
       <w:pPr>
-        <w:ind w:left="340"/>
+        <w:pStyle w:val="ListBullet"/>
       </w:pPr>
       <w:r>
         <w:rPr>
-          <w:color w:val="1E5631"/>
-          <w:sz w:val="21"/>
-        </w:rPr>
-        <w:t xml:space="preserve">• </w:t>
-      </w:r>
-      <w:r>
-        <w:rPr>
           <w:b/>
-          <w:sz w:val="21"/>
         </w:rPr>
         <w:t>问题①（★必答，时间不够时只讨论这个）</w:t>
       </w:r>
       <w:r>
         <w:rPr>
-          <w:sz w:val="21"/>
+          <w:b w:val="0"/>
         </w:rPr>
         <w:t>：第188讲说修习次第是：自己→尊敬的亲人→普通朋友→讨厌的人→仇敌。你觉得为什么"亲人"排在"自己"后面、"仇敌"放在最后？</w:t>
       </w:r>
     </w:p>
     <w:p>
       <w:pPr>
-        <w:ind w:left="340"/>
+        <w:pStyle w:val="ListBullet"/>
       </w:pPr>
       <w:r>
         <w:rPr>
-          <w:color w:val="1E5631"/>
-          <w:sz w:val="21"/>
-        </w:rPr>
-        <w:t xml:space="preserve">• </w:t>
-      </w:r>
-      <w:r>
-        <w:rPr>
           <w:b/>
-          <w:sz w:val="21"/>
         </w:rPr>
         <w:t>问题②（◈选答）</w:t>
       </w:r>
       <w:r>
         <w:rPr>
-          <w:sz w:val="21"/>
+          <w:b w:val="0"/>
         </w:rPr>
         <w:t>：五类禁忌对象里——讨厌的人、平淡的人、非常亲爱的人、死人、单个异性——哪一类最出乎你的意料？"非常亲爱的人"为什么也在禁忌里？</w:t>
       </w:r>
     </w:p>
     <w:p>
       <w:pPr>
-        <w:ind w:left="340"/>
+        <w:pStyle w:val="ListBullet"/>
       </w:pPr>
       <w:r>
         <w:rPr>
-          <w:color w:val="1E5631"/>
-          <w:sz w:val="21"/>
-        </w:rPr>
-        <w:t xml:space="preserve">• </w:t>
-      </w:r>
-      <w:r>
-        <w:rPr>
           <w:b/>
-          <w:sz w:val="21"/>
         </w:rPr>
         <w:t>问题③（◈选答）</w:t>
       </w:r>
       <w:r>
         <w:rPr>
-          <w:sz w:val="21"/>
+          <w:b w:val="0"/>
         </w:rPr>
         <w:t>："中性人"——那些你既不特别喜欢也不讨厌的人（比如路过的同事、楼下的保安、常去的便利店店员），你上一次真心祝福他们是多久以前？</w:t>
       </w:r>
     </w:p>
     <w:p>
       <w:pPr>
-        <w:ind w:left="340"/>
+        <w:pStyle w:val="ListBullet"/>
       </w:pPr>
       <w:r>
         <w:rPr>
-          <w:color w:val="1E5631"/>
-          <w:sz w:val="21"/>
-        </w:rPr>
-        <w:t xml:space="preserve">• </w:t>
-      </w:r>
-      <w:r>
-        <w:rPr>
           <w:b/>
-          <w:sz w:val="21"/>
         </w:rPr>
         <w:t>问题④（◈选答，时间富余或大家感兴趣时讨论）</w:t>
       </w:r>
       <w:r>
         <w:rPr>
-          <w:sz w:val="21"/>
+          <w:b w:val="0"/>
         </w:rPr>
         <w:t>：散播慈爱文里说"无怨敌，无瞋害，无恼乱，保持自己的快乐"——如果一个人总被情绪困扰，你觉得这四句祝福哪一句对他最重要？</w:t>
       </w:r>
     </w:p>
     <w:p>
       <w:pPr>
-        <w:spacing w:before="40" w:after="80"/>
-        <w:ind w:left="283"/>
-        <w:shd w:val="clear" w:color="auto" w:fill="EDF6EF"/>
+        <w:ind w:left="170"/>
         <w:pBdr>
-          <w:left w:val="single" w:sz="20" w:space="6" w:color="1E5631"/>
+          <w:left w:val="single" w:sz="18" w:space="4" w:color="1E4620"/>
         </w:pBdr>
+        <w:shd w:val="clear" w:fill="F2F5FA"/>
       </w:pPr>
       <w:r>
         <w:rPr>
           <w:b/>
-          <w:sz w:val="20"/>
         </w:rPr>
         <w:t>分层追问</w:t>
       </w:r>
       <w:r>
         <w:rPr>
-          <w:sz w:val="20"/>
+          <w:b w:val="0"/>
         </w:rPr>
-        <w:t>（可视时间取用，由浅入深）： - 【现象】你身边「不亲不疏」的中性人，大概有谁？ - 【影响】如果对所有人都一样地祝福，你的心会更松，还是更累？ - 【应对】这周你可以先挑哪一位「中性人」，在心里默默祝福一次？</w:t>
+        <w:t>（可视时间取用，由浅入深）：</w:t>
       </w:r>
     </w:p>
     <w:p>
       <w:pPr>
-        <w:spacing w:before="160" w:after="80"/>
+        <w:ind w:left="170"/>
+        <w:pBdr>
+          <w:left w:val="single" w:sz="18" w:space="4" w:color="1E4620"/>
+        </w:pBdr>
+        <w:shd w:val="clear" w:fill="F2F5FA"/>
       </w:pPr>
       <w:r>
         <w:rPr>
-          <w:rFonts w:ascii="Microsoft YaHei" w:hAnsi="Microsoft YaHei" w:eastAsia="Microsoft YaHei"/>
+          <w:b w:val="0"/>
+        </w:rPr>
+        <w:t>- 【现象】你身边「不亲不疏」的中性人，大概有谁？</w:t>
+      </w:r>
+    </w:p>
+    <w:p>
+      <w:pPr>
+        <w:ind w:left="170"/>
+        <w:pBdr>
+          <w:left w:val="single" w:sz="18" w:space="4" w:color="1E4620"/>
+        </w:pBdr>
+        <w:shd w:val="clear" w:fill="F2F5FA"/>
+      </w:pPr>
+      <w:r>
+        <w:rPr>
+          <w:b w:val="0"/>
+        </w:rPr>
+        <w:t>- 【影响】如果对所有人都一样地祝福，你的心会更松，还是更累？</w:t>
+      </w:r>
+    </w:p>
+    <w:p>
+      <w:pPr>
+        <w:ind w:left="170"/>
+        <w:pBdr>
+          <w:left w:val="single" w:sz="18" w:space="4" w:color="1E4620"/>
+        </w:pBdr>
+        <w:shd w:val="clear" w:fill="F2F5FA"/>
+      </w:pPr>
+      <w:r>
+        <w:rPr>
+          <w:b w:val="0"/>
+        </w:rPr>
+        <w:t>- 【应对】这周你可以先挑哪一位「中性人」，在心里默默祝福一次？</w:t>
+      </w:r>
+    </w:p>
+    <w:p>
+      <w:r>
+        <w:rPr>
           <w:b/>
-          <w:color w:val="1E5631"/>
-          <w:sz w:val="28"/>
+          <w:color w:val="1E4620"/>
+          <w:sz w:val="26"/>
         </w:rPr>
         <w:t>🧘 慈心练习（15 min）</w:t>
       </w:r>
     </w:p>
     <w:p>
       <w:pPr>
-        <w:spacing w:before="40" w:after="80"/>
-        <w:ind w:left="283"/>
-        <w:shd w:val="clear" w:color="auto" w:fill="EDF6EF"/>
+        <w:ind w:left="170"/>
         <w:pBdr>
-          <w:left w:val="single" w:sz="20" w:space="6" w:color="1E5631"/>
+          <w:left w:val="single" w:sz="18" w:space="4" w:color="1E4620"/>
         </w:pBdr>
+        <w:shd w:val="clear" w:fill="F2F5FA"/>
       </w:pPr>
       <w:r>
         <w:rPr>
-          <w:sz w:val="20"/>
+          <w:b w:val="0"/>
         </w:rPr>
         <w:t xml:space="preserve">⚠️ </w:t>
       </w:r>
       <w:r>
         <w:rPr>
           <w:b/>
-          <w:sz w:val="20"/>
         </w:rPr>
         <w:t>禅修禁忌提示</w:t>
       </w:r>
       <w:r>
         <w:rPr>
-          <w:sz w:val="20"/>
+          <w:b w:val="0"/>
         </w:rPr>
         <w:t>：若你正处在严重抑郁、焦虑、创伤后应激，或精神类疾病的发作／用药期，或正经历强烈的情绪危机，请先咨询医生或心理师，再决定是否练习；练习中若出现明显不适（如心悸、胸闷、情绪失控），请立即停止，睁开眼睛，把注意力放回呼吸与身体，必要时离场休息。</w:t>
       </w:r>
@@ -1234,121 +1277,272 @@
       <w:r>
         <w:rPr>
           <w:b/>
-          <w:sz w:val="21"/>
         </w:rPr>
         <w:t>引导词</w:t>
       </w:r>
       <w:r>
         <w:rPr>
-          <w:sz w:val="21"/>
+          <w:b w:val="0"/>
         </w:rPr>
         <w:t>：</w:t>
       </w:r>
     </w:p>
     <w:p>
       <w:pPr>
-        <w:spacing w:before="40" w:after="80"/>
-        <w:ind w:left="283"/>
-        <w:shd w:val="clear" w:color="auto" w:fill="EDF6EF"/>
+        <w:ind w:left="170"/>
         <w:pBdr>
-          <w:left w:val="single" w:sz="20" w:space="6" w:color="1E5631"/>
+          <w:left w:val="single" w:sz="18" w:space="4" w:color="1E4620"/>
         </w:pBdr>
+        <w:shd w:val="clear" w:fill="F2F5FA"/>
       </w:pPr>
       <w:r>
         <w:rPr>
-          <w:sz w:val="20"/>
+          <w:b w:val="0"/>
         </w:rPr>
-        <w:t>调整好坐姿，闭上眼睛。先对自己散播慈爱： 愿我没有怨敌，愿我没有内心的痛苦，愿我没有身体的痛苦，愿我保有快乐。（停顿）</w:t>
+        <w:t>调整好坐姿，闭上眼睛。先对自己散播慈爱：</w:t>
       </w:r>
     </w:p>
     <w:p>
       <w:pPr>
-        <w:spacing w:before="40" w:after="80"/>
-        <w:ind w:left="283"/>
-        <w:shd w:val="clear" w:color="auto" w:fill="EDF6EF"/>
+        <w:ind w:left="170"/>
         <w:pBdr>
-          <w:left w:val="single" w:sz="20" w:space="6" w:color="1E5631"/>
+          <w:left w:val="single" w:sz="18" w:space="4" w:color="1E4620"/>
         </w:pBdr>
+        <w:shd w:val="clear" w:fill="F2F5FA"/>
       </w:pPr>
       <w:r>
         <w:rPr>
-          <w:sz w:val="20"/>
+          <w:b w:val="0"/>
         </w:rPr>
-        <w:t>现在，在心里请出一位你尊敬的、喜爱的同性——老师、长辈或亲近的朋友。想象他/她快乐的样子，露出笑容的样子。 愿这位善人没有敌意，远离危难。 愿这位善人内心愉悦，没有痛苦。 愿这位善人身体健康，远离疾病。 愿这位善人善业成就，保有快乐。（停顿）</w:t>
+        <w:t>愿我没有怨敌，愿我没有内心的痛苦，愿我没有身体的痛苦，愿我保有快乐。（停顿）</w:t>
       </w:r>
     </w:p>
     <w:p>
       <w:pPr>
-        <w:spacing w:before="40" w:after="80"/>
-        <w:ind w:left="283"/>
-        <w:shd w:val="clear" w:color="auto" w:fill="EDF6EF"/>
+        <w:ind w:left="170"/>
         <w:pBdr>
-          <w:left w:val="single" w:sz="20" w:space="6" w:color="1E5631"/>
+          <w:left w:val="single" w:sz="18" w:space="4" w:color="1E4620"/>
         </w:pBdr>
+        <w:shd w:val="clear" w:fill="F2F5FA"/>
       </w:pPr>
       <w:r>
         <w:rPr>
-          <w:sz w:val="20"/>
+          <w:b w:val="0"/>
         </w:rPr>
-        <w:t>然后，请出一位"中性"的人——你不特别亲近也不讨厌的同事、邻居。 想象他/她轻松的样子。 愿这位朋友没有敌意，远离危难。 愿这位朋友内心愉悦，没有痛苦。 愿这位朋友身体健康，远离疾病。 愿这位朋友保有快乐。（停顿）</w:t>
+        <w:t>现在，在心里请出一位你尊敬的、喜爱的同性——老师、长辈或亲近的朋友。想象他/她快乐的样子，露出笑容的样子。</w:t>
       </w:r>
     </w:p>
     <w:p>
       <w:pPr>
-        <w:spacing w:before="40" w:after="80"/>
-        <w:ind w:left="283"/>
-        <w:shd w:val="clear" w:color="auto" w:fill="EDF6EF"/>
+        <w:ind w:left="170"/>
         <w:pBdr>
-          <w:left w:val="single" w:sz="20" w:space="6" w:color="1E5631"/>
+          <w:left w:val="single" w:sz="18" w:space="4" w:color="1E4620"/>
         </w:pBdr>
+        <w:shd w:val="clear" w:fill="F2F5FA"/>
       </w:pPr>
       <w:r>
         <w:rPr>
-          <w:sz w:val="20"/>
+          <w:b w:val="0"/>
         </w:rPr>
-        <w:t>最后回到自己：愿我快乐，愿我平安，愿我健康。 好，慢慢睁开眼睛。</w:t>
+        <w:t>愿这位善人没有敌意，远离危难。</w:t>
       </w:r>
     </w:p>
     <w:p>
       <w:pPr>
-        <w:spacing w:before="160" w:after="80"/>
+        <w:ind w:left="170"/>
+        <w:pBdr>
+          <w:left w:val="single" w:sz="18" w:space="4" w:color="1E4620"/>
+        </w:pBdr>
+        <w:shd w:val="clear" w:fill="F2F5FA"/>
       </w:pPr>
       <w:r>
         <w:rPr>
-          <w:rFonts w:ascii="Microsoft YaHei" w:hAnsi="Microsoft YaHei" w:eastAsia="Microsoft YaHei"/>
+          <w:b w:val="0"/>
+        </w:rPr>
+        <w:t>愿这位善人内心愉悦，没有痛苦。</w:t>
+      </w:r>
+    </w:p>
+    <w:p>
+      <w:pPr>
+        <w:ind w:left="170"/>
+        <w:pBdr>
+          <w:left w:val="single" w:sz="18" w:space="4" w:color="1E4620"/>
+        </w:pBdr>
+        <w:shd w:val="clear" w:fill="F2F5FA"/>
+      </w:pPr>
+      <w:r>
+        <w:rPr>
+          <w:b w:val="0"/>
+        </w:rPr>
+        <w:t>愿这位善人身体健康，远离疾病。</w:t>
+      </w:r>
+    </w:p>
+    <w:p>
+      <w:pPr>
+        <w:ind w:left="170"/>
+        <w:pBdr>
+          <w:left w:val="single" w:sz="18" w:space="4" w:color="1E4620"/>
+        </w:pBdr>
+        <w:shd w:val="clear" w:fill="F2F5FA"/>
+      </w:pPr>
+      <w:r>
+        <w:rPr>
+          <w:b w:val="0"/>
+        </w:rPr>
+        <w:t>愿这位善人善业成就，保有快乐。（停顿）</w:t>
+      </w:r>
+    </w:p>
+    <w:p>
+      <w:pPr>
+        <w:ind w:left="170"/>
+        <w:pBdr>
+          <w:left w:val="single" w:sz="18" w:space="4" w:color="1E4620"/>
+        </w:pBdr>
+        <w:shd w:val="clear" w:fill="F2F5FA"/>
+      </w:pPr>
+      <w:r>
+        <w:rPr>
+          <w:b w:val="0"/>
+        </w:rPr>
+        <w:t>然后，请出一位"中性"的人——你不特别亲近也不讨厌的同事、邻居。</w:t>
+      </w:r>
+    </w:p>
+    <w:p>
+      <w:pPr>
+        <w:ind w:left="170"/>
+        <w:pBdr>
+          <w:left w:val="single" w:sz="18" w:space="4" w:color="1E4620"/>
+        </w:pBdr>
+        <w:shd w:val="clear" w:fill="F2F5FA"/>
+      </w:pPr>
+      <w:r>
+        <w:rPr>
+          <w:b w:val="0"/>
+        </w:rPr>
+        <w:t>想象他/她轻松的样子。</w:t>
+      </w:r>
+    </w:p>
+    <w:p>
+      <w:pPr>
+        <w:ind w:left="170"/>
+        <w:pBdr>
+          <w:left w:val="single" w:sz="18" w:space="4" w:color="1E4620"/>
+        </w:pBdr>
+        <w:shd w:val="clear" w:fill="F2F5FA"/>
+      </w:pPr>
+      <w:r>
+        <w:rPr>
+          <w:b w:val="0"/>
+        </w:rPr>
+        <w:t>愿这位朋友没有敌意，远离危难。</w:t>
+      </w:r>
+    </w:p>
+    <w:p>
+      <w:pPr>
+        <w:ind w:left="170"/>
+        <w:pBdr>
+          <w:left w:val="single" w:sz="18" w:space="4" w:color="1E4620"/>
+        </w:pBdr>
+        <w:shd w:val="clear" w:fill="F2F5FA"/>
+      </w:pPr>
+      <w:r>
+        <w:rPr>
+          <w:b w:val="0"/>
+        </w:rPr>
+        <w:t>愿这位朋友内心愉悦，没有痛苦。</w:t>
+      </w:r>
+    </w:p>
+    <w:p>
+      <w:pPr>
+        <w:ind w:left="170"/>
+        <w:pBdr>
+          <w:left w:val="single" w:sz="18" w:space="4" w:color="1E4620"/>
+        </w:pBdr>
+        <w:shd w:val="clear" w:fill="F2F5FA"/>
+      </w:pPr>
+      <w:r>
+        <w:rPr>
+          <w:b w:val="0"/>
+        </w:rPr>
+        <w:t>愿这位朋友身体健康，远离疾病。</w:t>
+      </w:r>
+    </w:p>
+    <w:p>
+      <w:pPr>
+        <w:ind w:left="170"/>
+        <w:pBdr>
+          <w:left w:val="single" w:sz="18" w:space="4" w:color="1E4620"/>
+        </w:pBdr>
+        <w:shd w:val="clear" w:fill="F2F5FA"/>
+      </w:pPr>
+      <w:r>
+        <w:rPr>
+          <w:b w:val="0"/>
+        </w:rPr>
+        <w:t>愿这位朋友保有快乐。（停顿）</w:t>
+      </w:r>
+    </w:p>
+    <w:p>
+      <w:pPr>
+        <w:ind w:left="170"/>
+        <w:pBdr>
+          <w:left w:val="single" w:sz="18" w:space="4" w:color="1E4620"/>
+        </w:pBdr>
+        <w:shd w:val="clear" w:fill="F2F5FA"/>
+      </w:pPr>
+      <w:r>
+        <w:rPr>
+          <w:b w:val="0"/>
+        </w:rPr>
+        <w:t>最后回到自己：愿我快乐，愿我平安，愿我健康。</w:t>
+      </w:r>
+    </w:p>
+    <w:p>
+      <w:pPr>
+        <w:ind w:left="170"/>
+        <w:pBdr>
+          <w:left w:val="single" w:sz="18" w:space="4" w:color="1E4620"/>
+        </w:pBdr>
+        <w:shd w:val="clear" w:fill="F2F5FA"/>
+      </w:pPr>
+      <w:r>
+        <w:rPr>
+          <w:b w:val="0"/>
+        </w:rPr>
+        <w:t>好，慢慢睁开眼睛。</w:t>
+      </w:r>
+    </w:p>
+    <w:p>
+      <w:r>
+        <w:rPr>
           <w:b/>
-          <w:color w:val="1E5631"/>
-          <w:sz w:val="28"/>
+          <w:color w:val="1E4620"/>
+          <w:sz w:val="26"/>
         </w:rPr>
         <w:t>📚 扩展内容包（时间富余时使用）</w:t>
       </w:r>
     </w:p>
     <w:p>
       <w:pPr>
-        <w:spacing w:before="40" w:after="80"/>
-        <w:ind w:left="283"/>
-        <w:shd w:val="clear" w:color="auto" w:fill="EDF6EF"/>
+        <w:ind w:left="170"/>
         <w:pBdr>
-          <w:left w:val="single" w:sz="20" w:space="6" w:color="1E5631"/>
+          <w:left w:val="single" w:sz="18" w:space="4" w:color="1E4620"/>
         </w:pBdr>
+        <w:shd w:val="clear" w:fill="F2F5FA"/>
       </w:pPr>
       <w:r>
         <w:rPr>
-          <w:sz w:val="20"/>
+          <w:b w:val="0"/>
         </w:rPr>
         <w:t>以下内容用于共读提前结束或讨论意犹未尽时，按需选用，不必全部完成。</w:t>
       </w:r>
     </w:p>
     <w:p>
-      <w:pPr>
-        <w:spacing w:before="120" w:after="80"/>
-      </w:pPr>
       <w:r>
         <w:rPr>
-          <w:rFonts w:ascii="Microsoft YaHei" w:hAnsi="Microsoft YaHei" w:eastAsia="Microsoft YaHei"/>
           <w:b/>
-          <w:color w:val="1E5631"/>
-          <w:sz w:val="25"/>
+          <w:color w:val="1E4620"/>
+          <w:sz w:val="23"/>
         </w:rPr>
         <w:t>扩展一：补充原文段落</w:t>
       </w:r>
@@ -1357,29 +1551,27 @@
       <w:r>
         <w:rPr>
           <w:b/>
-          <w:sz w:val="21"/>
         </w:rPr>
         <w:t>段落1</w:t>
       </w:r>
       <w:r>
         <w:rPr>
-          <w:sz w:val="21"/>
+          <w:b w:val="0"/>
         </w:rPr>
         <w:t>（出自《原文全集》第一部分·第188讲 法念处·五盖（二）·（四）如何修习慈心——向敬爱同性散播慈爱）：</w:t>
       </w:r>
     </w:p>
     <w:p>
       <w:pPr>
-        <w:spacing w:before="40" w:after="80"/>
-        <w:ind w:left="283"/>
-        <w:shd w:val="clear" w:color="auto" w:fill="EDF6EF"/>
+        <w:ind w:left="170"/>
         <w:pBdr>
-          <w:left w:val="single" w:sz="20" w:space="6" w:color="1E5631"/>
+          <w:left w:val="single" w:sz="18" w:space="4" w:color="1E4620"/>
         </w:pBdr>
+        <w:shd w:val="clear" w:fill="F2F5FA"/>
       </w:pPr>
       <w:r>
         <w:rPr>
-          <w:sz w:val="20"/>
+          <w:b w:val="0"/>
         </w:rPr>
         <w:t>"当我们向自己散播慈爱时，心会充满喜悦。这时我们运用禅那的明亮的定力之光，照向你敬爱或亲爱的同性，最好能够看到他全身，尤其要看到他充满笑容的脸。如果定力不够，比如普通人还没有定力，你就取他的影像，影像不完整没关系，但一定要取到他的笑容，然后用四种方式向他散播慈爱，Averāhontu，Abyāpajjhāhontu，Anāghāhontu，Sukhāattānaūpariharatu。愿这位善者没有怨敌，愿这位善者没有内心的痛苦，愿这位善者没有身体的痛苦，愿这位善者拥有自己的快乐。如此散播几遍慈爱给这位尊敬或亲爱的人以后，应当从四种方式中选择一种，比如愿这位善者没有内心的痛苦，只用这一句 Abyāpajjhāhontu，然后不断地以内心这种状态向他散播慈爱。'愿他没有内心的痛苦'，有人说不知道如何体会他人没有内心的痛苦。你可以体会自己内心没有痛苦时的柔软、清凉、愉悦的感觉，你希望他人也拥有柔软、清凉、愉悦，就带着这样的心去祝福他人。"</w:t>
       </w:r>
@@ -1388,302 +1580,234 @@
       <w:r>
         <w:rPr>
           <w:b/>
-          <w:sz w:val="21"/>
         </w:rPr>
         <w:t>段落2</w:t>
       </w:r>
       <w:r>
         <w:rPr>
-          <w:sz w:val="21"/>
+          <w:b w:val="0"/>
         </w:rPr>
         <w:t>（出处同上）：</w:t>
       </w:r>
     </w:p>
     <w:p>
       <w:pPr>
-        <w:spacing w:before="40" w:after="80"/>
-        <w:ind w:left="283"/>
-        <w:shd w:val="clear" w:color="auto" w:fill="EDF6EF"/>
+        <w:ind w:left="170"/>
         <w:pBdr>
-          <w:left w:val="single" w:sz="20" w:space="6" w:color="1E5631"/>
+          <w:left w:val="single" w:sz="18" w:space="4" w:color="1E4620"/>
         </w:pBdr>
+        <w:shd w:val="clear" w:fill="F2F5FA"/>
       </w:pPr>
       <w:r>
         <w:rPr>
-          <w:sz w:val="20"/>
+          <w:b w:val="0"/>
         </w:rPr>
         <w:t>"如果你有遍禅第四禅的定力，以此为基础散播慈爱（基本上两三声或三五声），就能迅速地证到慈心初禅。你可以练习长时间安住在初禅禅那，如两小时、三小时或更久。满意之后，你可以省察禅支，如何省察呢？与安那般那禅那（省察禅支方法）一样。比如，祝福敬爱的人没有内心的痛苦，进入初禅一小时，出定之后即刻观察心脏部位的有分心（意门），然后回头再看你散播慈爱的对像。当该对像出现在有分心时，五禅支就会很明显地呈现在那个地方，此时你可以逐一地省察五禅支。熟悉于省察禅支之后，你应该修习初禅的五自在，成功后可以进入慈心第二禅和慈心第三禅。慈心禅只能到第三禅，不能到第四禅，因为第四禅是舍为基础的禅那。至此，你已经能用'愿此善者没有内心的痛苦'这种方式散播慈爱证得慈心的一、二、三禅。接下来，应该逐一地运用其他三种方式来散播慈爱，直到以每一种方式都能证得第三禅。然后再选另一位敬爱且同性的人作为对像，同样以这四种方式逐一地对他散播慈爱，直到以每一种方式都能证得第三禅。成功后再选另一位敬爱且同性的人，以同样的方法对他散播慈爱。一般建议找五个、十个，多多益善。"</w:t>
       </w:r>
     </w:p>
     <w:p>
-      <w:pPr>
-        <w:spacing w:before="120" w:after="80"/>
-      </w:pPr>
       <w:r>
         <w:rPr>
-          <w:rFonts w:ascii="Microsoft YaHei" w:hAnsi="Microsoft YaHei" w:eastAsia="Microsoft YaHei"/>
           <w:b/>
-          <w:color w:val="1E5631"/>
-          <w:sz w:val="25"/>
+          <w:color w:val="1E4620"/>
+          <w:sz w:val="23"/>
         </w:rPr>
         <w:t>扩展二：深入讨论问题</w:t>
       </w:r>
     </w:p>
     <w:p>
       <w:pPr>
-        <w:ind w:left="340"/>
+        <w:pStyle w:val="ListNumber"/>
       </w:pPr>
       <w:r>
         <w:rPr>
-          <w:b/>
-          <w:sz w:val="21"/>
-        </w:rPr>
-        <w:t xml:space="preserve">1. </w:t>
-      </w:r>
-      <w:r>
-        <w:rPr>
-          <w:sz w:val="21"/>
+          <w:b w:val="0"/>
         </w:rPr>
         <w:t>经论说"初修慈心者不要对非常亲爱的人修慈心，因为容易生起贪爱"——父母对孩子那种"多穿衣服"的担心，是慈还是贪？"担心"和"慈爱"能同时存在吗？</w:t>
       </w:r>
     </w:p>
     <w:p>
       <w:pPr>
-        <w:ind w:left="340"/>
+        <w:pStyle w:val="ListNumber"/>
       </w:pPr>
       <w:r>
         <w:rPr>
-          <w:b/>
-          <w:sz w:val="21"/>
-        </w:rPr>
-        <w:t xml:space="preserve">2. </w:t>
-      </w:r>
-      <w:r>
-        <w:rPr>
-          <w:sz w:val="21"/>
+          <w:b w:val="0"/>
         </w:rPr>
         <w:t>对"平淡的人"散播慈爱"心会没有力量"——你祝福那位中性人时，心是轻松的，还是有勉强的感觉？</w:t>
       </w:r>
     </w:p>
     <w:p>
-      <w:pPr>
-        <w:spacing w:before="120" w:after="80"/>
-      </w:pPr>
       <w:r>
         <w:rPr>
-          <w:rFonts w:ascii="Microsoft YaHei" w:hAnsi="Microsoft YaHei" w:eastAsia="Microsoft YaHei"/>
           <w:b/>
-          <w:color w:val="1E5631"/>
-          <w:sz w:val="25"/>
+          <w:color w:val="1E4620"/>
+          <w:sz w:val="23"/>
         </w:rPr>
         <w:t>扩展三：延伸小练习</w:t>
       </w:r>
     </w:p>
     <w:p>
       <w:pPr>
-        <w:ind w:left="340"/>
+        <w:pStyle w:val="ListBullet"/>
       </w:pPr>
       <w:r>
         <w:rPr>
-          <w:color w:val="1E5631"/>
-          <w:sz w:val="21"/>
-        </w:rPr>
-        <w:t xml:space="preserve">• </w:t>
-      </w:r>
-      <w:r>
-        <w:rPr>
           <w:b/>
-          <w:sz w:val="21"/>
         </w:rPr>
         <w:t>问候一张"熟悉的脸"</w:t>
       </w:r>
       <w:r>
         <w:rPr>
-          <w:sz w:val="21"/>
+          <w:b w:val="0"/>
         </w:rPr>
         <w:t>：本周找一位你每天都会遇到但从没说过话的人（门卫、早餐摊主、同乘电梯的邻居），在心里对他说一句"愿你没有危难，愿你没有内心的痛苦"，然后留意下次见到他时自己的感觉。</w:t>
       </w:r>
     </w:p>
     <w:p>
-      <w:pPr>
-        <w:spacing w:before="160" w:after="80"/>
-      </w:pPr>
       <w:r>
         <w:rPr>
-          <w:rFonts w:ascii="Microsoft YaHei" w:hAnsi="Microsoft YaHei" w:eastAsia="Microsoft YaHei"/>
           <w:b/>
-          <w:color w:val="1E5631"/>
-          <w:sz w:val="28"/>
+          <w:color w:val="1E4620"/>
+          <w:sz w:val="26"/>
         </w:rPr>
         <w:t>🔚 收尾与回向（15 min）</w:t>
       </w:r>
     </w:p>
     <w:p>
       <w:pPr>
-        <w:ind w:left="340"/>
+        <w:pStyle w:val="ListNumber"/>
       </w:pPr>
       <w:r>
         <w:rPr>
           <w:b/>
-          <w:sz w:val="21"/>
-        </w:rPr>
-        <w:t xml:space="preserve">1. </w:t>
-      </w:r>
-      <w:r>
-        <w:rPr>
-          <w:b/>
-          <w:sz w:val="21"/>
         </w:rPr>
         <w:t>每人一句话</w:t>
       </w:r>
       <w:r>
         <w:rPr>
-          <w:sz w:val="21"/>
+          <w:b w:val="0"/>
         </w:rPr>
         <w:t>：给某人送祝福时，心里是什么感觉？</w:t>
       </w:r>
     </w:p>
     <w:p>
       <w:pPr>
-        <w:ind w:left="340"/>
+        <w:pStyle w:val="ListNumber"/>
       </w:pPr>
       <w:r>
         <w:rPr>
           <w:b/>
-          <w:sz w:val="21"/>
-        </w:rPr>
-        <w:t xml:space="preserve">2. </w:t>
-      </w:r>
-      <w:r>
-        <w:rPr>
-          <w:b/>
-          <w:sz w:val="21"/>
         </w:rPr>
         <w:t>下周预告</w:t>
       </w:r>
       <w:r>
         <w:rPr>
-          <w:sz w:val="21"/>
+          <w:b w:val="0"/>
         </w:rPr>
         <w:t>：下周是最难的一步——对不喜欢的人、甚至"敌人"散播慈爱。</w:t>
       </w:r>
     </w:p>
     <w:p>
       <w:pPr>
-        <w:ind w:left="340"/>
+        <w:pStyle w:val="ListNumber"/>
       </w:pPr>
       <w:r>
         <w:rPr>
           <w:b/>
-          <w:sz w:val="21"/>
-        </w:rPr>
-        <w:t xml:space="preserve">3. </w:t>
-      </w:r>
-      <w:r>
-        <w:rPr>
-          <w:b/>
-          <w:sz w:val="21"/>
         </w:rPr>
         <w:t>本周作业</w:t>
       </w:r>
       <w:r>
         <w:rPr>
-          <w:sz w:val="21"/>
+          <w:b w:val="0"/>
         </w:rPr>
         <w:t>：本周选一位中性人（同事/邻居/店员），在心里祝福他/她一次；留意你祝福他时心里有没有"不情愿"。</w:t>
       </w:r>
     </w:p>
     <w:p>
       <w:pPr>
-        <w:ind w:left="340"/>
+        <w:pStyle w:val="ListNumber"/>
       </w:pPr>
       <w:r>
         <w:rPr>
           <w:b/>
-          <w:sz w:val="21"/>
-        </w:rPr>
-        <w:t xml:space="preserve">4. </w:t>
-      </w:r>
-      <w:r>
-        <w:rPr>
-          <w:b/>
-          <w:sz w:val="21"/>
         </w:rPr>
         <w:t>回向</w:t>
       </w:r>
       <w:r>
         <w:rPr>
-          <w:sz w:val="21"/>
+          <w:b w:val="0"/>
         </w:rPr>
         <w:t>（一起念）：</w:t>
       </w:r>
     </w:p>
     <w:p>
       <w:pPr>
-        <w:spacing w:before="40" w:after="80"/>
-        <w:ind w:left="283"/>
-        <w:shd w:val="clear" w:color="auto" w:fill="EDF6EF"/>
+        <w:ind w:left="170"/>
         <w:pBdr>
-          <w:left w:val="single" w:sz="20" w:space="6" w:color="1E5631"/>
+          <w:left w:val="single" w:sz="18" w:space="4" w:color="1E4620"/>
         </w:pBdr>
+        <w:shd w:val="clear" w:fill="F2F5FA"/>
       </w:pPr>
       <w:r>
         <w:rPr>
           <w:b/>
-          <w:sz w:val="20"/>
         </w:rPr>
         <w:t>愿我此功德，导向诸漏尽！</w:t>
       </w:r>
-      <w:r>
-        <w:rPr>
-          <w:sz w:val="20"/>
-        </w:rPr>
-        <w:t xml:space="preserve"> </w:t>
-      </w:r>
+    </w:p>
+    <w:p>
+      <w:pPr>
+        <w:ind w:left="170"/>
+        <w:pBdr>
+          <w:left w:val="single" w:sz="18" w:space="4" w:color="1E4620"/>
+        </w:pBdr>
+        <w:shd w:val="clear" w:fill="F2F5FA"/>
+      </w:pPr>
       <w:r>
         <w:rPr>
           <w:b/>
-          <w:sz w:val="20"/>
         </w:rPr>
         <w:t>愿我此功德，为证涅槃缘！</w:t>
       </w:r>
-      <w:r>
-        <w:rPr>
-          <w:sz w:val="20"/>
-        </w:rPr>
-        <w:t xml:space="preserve"> </w:t>
-      </w:r>
+    </w:p>
+    <w:p>
+      <w:pPr>
+        <w:ind w:left="170"/>
+        <w:pBdr>
+          <w:left w:val="single" w:sz="18" w:space="4" w:color="1E4620"/>
+        </w:pBdr>
+        <w:shd w:val="clear" w:fill="F2F5FA"/>
+      </w:pPr>
       <w:r>
         <w:rPr>
           <w:b/>
-          <w:sz w:val="20"/>
         </w:rPr>
         <w:t>我此功德分，回向诸有情！</w:t>
       </w:r>
-      <w:r>
-        <w:rPr>
-          <w:sz w:val="20"/>
-        </w:rPr>
-        <w:t xml:space="preserve"> </w:t>
-      </w:r>
+    </w:p>
+    <w:p>
+      <w:pPr>
+        <w:ind w:left="170"/>
+        <w:pBdr>
+          <w:left w:val="single" w:sz="18" w:space="4" w:color="1E4620"/>
+        </w:pBdr>
+        <w:shd w:val="clear" w:fill="F2F5FA"/>
+      </w:pPr>
       <w:r>
         <w:rPr>
           <w:b/>
-          <w:sz w:val="20"/>
         </w:rPr>
         <w:t>愿彼等一切，同得功德分！</w:t>
       </w:r>
     </w:p>
     <w:p>
-      <w:pPr>
-        <w:spacing w:before="160" w:after="80"/>
-      </w:pPr>
       <w:r>
         <w:rPr>
-          <w:rFonts w:ascii="Microsoft YaHei" w:hAnsi="Microsoft YaHei" w:eastAsia="Microsoft YaHei"/>
           <w:b/>
-          <w:color w:val="1E5631"/>
-          <w:sz w:val="28"/>
+          <w:color w:val="1E4620"/>
+          <w:sz w:val="26"/>
         </w:rPr>
         <w:t>📚 延伸阅读（课后自由选读，均为文字版）</w:t>
       </w:r>
@@ -1692,7 +1816,6 @@
       <w:tblPr>
         <w:tblStyle w:val="TableGrid"/>
         <w:tblW w:type="auto" w:w="0"/>
-        <w:jc w:val="center"/>
         <w:tblLook w:firstColumn="1" w:firstRow="1" w:lastColumn="0" w:lastRow="0" w:noHBand="0" w:noVBand="1" w:val="04A0"/>
       </w:tblPr>
       <w:tblGrid>
@@ -1704,17 +1827,20 @@
         <w:tc>
           <w:tcPr>
             <w:tcW w:type="dxa" w:w="3213"/>
-            <w:shd w:val="clear" w:color="auto" w:fill="1E5631"/>
+            <w:shd w:val="clear" w:fill="1E4620"/>
           </w:tcPr>
           <w:p>
-            <w:pPr>
-              <w:spacing w:after="20"/>
-            </w:pPr>
             <w:r>
               <w:rPr>
-                <w:b/>
                 <w:color w:val="FFFFFF"/>
-                <w:sz w:val="19"/>
+                <w:sz w:val="18"/>
+              </w:rPr>
+            </w:r>
+            <w:r>
+              <w:rPr>
+                <w:b w:val="0"/>
+                <w:color w:val="FFFFFF"/>
+                <w:sz w:val="18"/>
               </w:rPr>
               <w:t>标题</w:t>
             </w:r>
@@ -1723,17 +1849,20 @@
         <w:tc>
           <w:tcPr>
             <w:tcW w:type="dxa" w:w="3213"/>
-            <w:shd w:val="clear" w:color="auto" w:fill="1E5631"/>
+            <w:shd w:val="clear" w:fill="1E4620"/>
           </w:tcPr>
           <w:p>
-            <w:pPr>
-              <w:spacing w:after="20"/>
-            </w:pPr>
             <w:r>
               <w:rPr>
-                <w:b/>
                 <w:color w:val="FFFFFF"/>
-                <w:sz w:val="19"/>
+                <w:sz w:val="18"/>
+              </w:rPr>
+            </w:r>
+            <w:r>
+              <w:rPr>
+                <w:b w:val="0"/>
+                <w:color w:val="FFFFFF"/>
+                <w:sz w:val="18"/>
               </w:rPr>
               <w:t>media_id</w:t>
             </w:r>
@@ -1742,17 +1871,20 @@
         <w:tc>
           <w:tcPr>
             <w:tcW w:type="dxa" w:w="3213"/>
-            <w:shd w:val="clear" w:color="auto" w:fill="1E5631"/>
+            <w:shd w:val="clear" w:fill="1E4620"/>
           </w:tcPr>
           <w:p>
-            <w:pPr>
-              <w:spacing w:after="20"/>
-            </w:pPr>
             <w:r>
               <w:rPr>
-                <w:b/>
                 <w:color w:val="FFFFFF"/>
-                <w:sz w:val="19"/>
+                <w:sz w:val="18"/>
+              </w:rPr>
+            </w:r>
+            <w:r>
+              <w:rPr>
+                <w:b w:val="0"/>
+                <w:color w:val="FFFFFF"/>
+                <w:sz w:val="18"/>
               </w:rPr>
               <w:t>打开方式</w:t>
             </w:r>
@@ -1765,12 +1897,15 @@
             <w:tcW w:type="dxa" w:w="3213"/>
           </w:tcPr>
           <w:p>
-            <w:pPr>
-              <w:spacing w:after="20"/>
-            </w:pPr>
             <w:r>
               <w:rPr>
-                <w:sz w:val="19"/>
+                <w:sz w:val="18"/>
+              </w:rPr>
+            </w:r>
+            <w:r>
+              <w:rPr>
+                <w:b w:val="0"/>
+                <w:sz w:val="18"/>
               </w:rPr>
               <w:t>第189讲 五盖3（docx文字版）</w:t>
             </w:r>
@@ -1781,14 +1916,17 @@
             <w:tcW w:type="dxa" w:w="3213"/>
           </w:tcPr>
           <w:p>
-            <w:pPr>
-              <w:spacing w:after="20"/>
-            </w:pPr>
             <w:r>
               <w:rPr>
-                <w:sz w:val="19"/>
+                <w:sz w:val="18"/>
               </w:rPr>
-              <w:t>`word_d0dd1c0cd17209afe241ece24bf6b7b4_d03b0c87881adbd141fd68f2dc9947ca7439961422831605`</w:t>
+            </w:r>
+            <w:r>
+              <w:rPr>
+                <w:b w:val="0"/>
+                <w:sz w:val="18"/>
+              </w:rPr>
+              <w:t>word_d0dd1c0cd17209afe241ece24bf6b7b4_d03b0c87881adbd141fd68f2dc9947ca7439961422831605</w:t>
             </w:r>
           </w:p>
         </w:tc>
@@ -1797,12 +1935,15 @@
             <w:tcW w:type="dxa" w:w="3213"/>
           </w:tcPr>
           <w:p>
-            <w:pPr>
-              <w:spacing w:after="20"/>
-            </w:pPr>
             <w:r>
               <w:rPr>
-                <w:sz w:val="19"/>
+                <w:sz w:val="18"/>
+              </w:rPr>
+            </w:r>
+            <w:r>
+              <w:rPr>
+                <w:b w:val="0"/>
+                <w:sz w:val="18"/>
               </w:rPr>
               <w:t>ima知识库搜索「189讲 五盖3」</w:t>
             </w:r>
@@ -1813,15 +1954,18 @@
         <w:tc>
           <w:tcPr>
             <w:tcW w:type="dxa" w:w="3213"/>
-            <w:shd w:val="clear" w:color="auto" w:fill="F2F2F2"/>
+            <w:shd w:val="clear" w:fill="F2F5FA"/>
           </w:tcPr>
           <w:p>
-            <w:pPr>
-              <w:spacing w:after="20"/>
-            </w:pPr>
             <w:r>
               <w:rPr>
-                <w:sz w:val="19"/>
+                <w:sz w:val="18"/>
+              </w:rPr>
+            </w:r>
+            <w:r>
+              <w:rPr>
+                <w:b w:val="0"/>
+                <w:sz w:val="18"/>
               </w:rPr>
               <w:t>第90讲 命根2-慈1（PDF课件：四梵住）</w:t>
             </w:r>
@@ -1830,32 +1974,38 @@
         <w:tc>
           <w:tcPr>
             <w:tcW w:type="dxa" w:w="3213"/>
-            <w:shd w:val="clear" w:color="auto" w:fill="F2F2F2"/>
+            <w:shd w:val="clear" w:fill="F2F5FA"/>
           </w:tcPr>
           <w:p>
-            <w:pPr>
-              <w:spacing w:after="20"/>
-            </w:pPr>
             <w:r>
               <w:rPr>
-                <w:sz w:val="19"/>
+                <w:sz w:val="18"/>
               </w:rPr>
-              <w:t>`pdf_d0dd1c0cd17209afe241ece24bf6b7b4_cb3f88559d5185b079e299b66a22b05c7439961422831605`</w:t>
+            </w:r>
+            <w:r>
+              <w:rPr>
+                <w:b w:val="0"/>
+                <w:sz w:val="18"/>
+              </w:rPr>
+              <w:t>pdf_d0dd1c0cd17209afe241ece24bf6b7b4_cb3f88559d5185b079e299b66a22b05c7439961422831605</w:t>
             </w:r>
           </w:p>
         </w:tc>
         <w:tc>
           <w:tcPr>
             <w:tcW w:type="dxa" w:w="3213"/>
-            <w:shd w:val="clear" w:color="auto" w:fill="F2F2F2"/>
+            <w:shd w:val="clear" w:fill="F2F5FA"/>
           </w:tcPr>
           <w:p>
-            <w:pPr>
-              <w:spacing w:after="20"/>
-            </w:pPr>
             <w:r>
               <w:rPr>
-                <w:sz w:val="19"/>
+                <w:sz w:val="18"/>
+              </w:rPr>
+            </w:r>
+            <w:r>
+              <w:rPr>
+                <w:b w:val="0"/>
+                <w:sz w:val="18"/>
               </w:rPr>
               <w:t>ima知识库搜索「第90讲 命根2」</w:t>
             </w:r>
@@ -1865,31 +2015,29 @@
     </w:tbl>
     <w:p>
       <w:pPr>
-        <w:spacing w:before="40" w:after="80"/>
-        <w:ind w:left="283"/>
-        <w:shd w:val="clear" w:color="auto" w:fill="EDF6EF"/>
+        <w:ind w:left="170"/>
         <w:pBdr>
-          <w:left w:val="single" w:sz="20" w:space="6" w:color="1E5631"/>
+          <w:left w:val="single" w:sz="18" w:space="4" w:color="1E4620"/>
         </w:pBdr>
+        <w:shd w:val="clear" w:fill="F2F5FA"/>
       </w:pPr>
       <w:r>
         <w:rPr>
-          <w:sz w:val="20"/>
+          <w:b w:val="0"/>
         </w:rPr>
         <w:t xml:space="preserve">📚 </w:t>
       </w:r>
       <w:r>
         <w:rPr>
           <w:b/>
-          <w:sz w:val="20"/>
         </w:rPr>
         <w:t>下一份文档</w:t>
       </w:r>
       <w:r>
         <w:rPr>
-          <w:sz w:val="20"/>
+          <w:b w:val="0"/>
         </w:rPr>
-        <w:t>：`第4周_第四步-突破怨敌的障碍_学员版.md`</w:t>
+        <w:t>：第4周_第四步-突破怨敌的障碍_学员版.md</w:t>
       </w:r>
     </w:p>
     <w:sectPr>
@@ -1911,7 +2059,11 @@
       <w:pStyle w:val="Footer"/>
       <w:jc w:val="center"/>
     </w:pPr>
-    <w:fldSimple w:instr="PAGE"/>
+    <w:r>
+      <w:fldChar w:fldCharType="begin"/>
+      <w:instrText xml:space="preserve">PAGE</w:instrText>
+      <w:fldChar w:fldCharType="end"/>
+    </w:r>
   </w:p>
 </w:ftr>
 </file>
@@ -1925,10 +2077,10 @@
     </w:pPr>
     <w:r>
       <w:rPr>
-        <w:color w:val="808080"/>
+        <w:color w:val="1E4620"/>
         <w:sz w:val="16"/>
       </w:rPr>
-      <w:t>读书会02·第3周·第二、三步-亲爱同性与中性者及慈心所缘禁忌（朗读优化版）</w:t>
+      <w:t>读书会02 · 第3周 · 朗读优化版（8周版） · 学员版</w:t>
     </w:r>
   </w:p>
 </w:hdr>
@@ -2297,11 +2449,8 @@
     <w:name w:val="Normal"/>
     <w:qFormat/>
     <w:rsid w:val="00FC693F"/>
-    <w:pPr>
-      <w:spacing w:line="324" w:lineRule="auto" w:after="60"/>
-    </w:pPr>
     <w:rPr>
-      <w:rFonts w:ascii="Microsoft YaHei" w:hAnsi="Microsoft YaHei" w:eastAsia="Microsoft YaHei"/>
+      <w:rFonts w:ascii="等线" w:hAnsi="等线" w:eastAsia="宋体"/>
       <w:sz w:val="21"/>
     </w:rPr>
   </w:style>
